--- a/templates_docx/Шаблон 6 Фасад.docx
+++ b/templates_docx/Шаблон 6 Фасад.docx
@@ -298,7 +298,7 @@
           <w:rFonts w:ascii="Montserrat" w:eastAsia="Montserrat" w:hAnsi="Montserrat" w:cs="Montserrat"/>
           <w:lang w:val="en-US"/>
         </w:rPr>
-        <w:t>room</w:t>
+        <w:t>text</w:t>
       </w:r>
       <w:r>
         <w:rPr>
@@ -2088,6 +2088,7 @@
   <w:style w:type="character" w:default="1" w:styleId="a0">
     <w:name w:val="Default Paragraph Font"/>
     <w:uiPriority w:val="1"/>
+    <w:semiHidden/>
     <w:unhideWhenUsed/>
   </w:style>
   <w:style w:type="table" w:default="1" w:styleId="a1">

--- a/templates_docx/Шаблон 6 Фасад.docx
+++ b/templates_docx/Шаблон 6 Фасад.docx
@@ -387,6 +387,7 @@
             <w:pPr>
               <w:spacing w:after="0" w:line="234" w:lineRule="auto"/>
               <w:ind w:right="542"/>
+              <w:jc w:val="center"/>
               <w:rPr>
                 <w:rFonts w:ascii="Montserrat SemiBold" w:eastAsia="Montserrat SemiBold" w:hAnsi="Montserrat SemiBold" w:cs="Montserrat SemiBold"/>
                 <w:sz w:val="20"/>
@@ -394,6 +395,7 @@
                 <w:lang w:val="ru-RU"/>
               </w:rPr>
             </w:pPr>
+            <w:proofErr w:type="spellStart"/>
             <w:r>
               <w:rPr>
                 <w:rFonts w:ascii="Montserrat SemiBold" w:eastAsia="Montserrat SemiBold" w:hAnsi="Montserrat SemiBold" w:cs="Montserrat SemiBold"/>
@@ -401,7 +403,17 @@
                 <w:szCs w:val="20"/>
                 <w:lang w:val="ru-RU"/>
               </w:rPr>
-              <w:t>Ед.Изм.</w:t>
+              <w:t>Ед.Изм</w:t>
+            </w:r>
+            <w:proofErr w:type="spellEnd"/>
+            <w:r>
+              <w:rPr>
+                <w:rFonts w:ascii="Montserrat SemiBold" w:eastAsia="Montserrat SemiBold" w:hAnsi="Montserrat SemiBold" w:cs="Montserrat SemiBold"/>
+                <w:sz w:val="20"/>
+                <w:szCs w:val="20"/>
+                <w:lang w:val="ru-RU"/>
+              </w:rPr>
+              <w:t>.</w:t>
             </w:r>
           </w:p>
         </w:tc>
@@ -413,6 +425,7 @@
             <w:pPr>
               <w:spacing w:after="0" w:line="234" w:lineRule="auto"/>
               <w:ind w:right="542"/>
+              <w:jc w:val="center"/>
               <w:rPr>
                 <w:rFonts w:ascii="Montserrat SemiBold" w:eastAsia="Montserrat SemiBold" w:hAnsi="Montserrat SemiBold" w:cs="Montserrat SemiBold"/>
                 <w:sz w:val="20"/>
@@ -425,6 +438,7 @@
             <w:pPr>
               <w:spacing w:after="0" w:line="234" w:lineRule="auto"/>
               <w:ind w:right="542"/>
+              <w:jc w:val="center"/>
               <w:rPr>
                 <w:rFonts w:ascii="Montserrat SemiBold" w:eastAsia="Montserrat SemiBold" w:hAnsi="Montserrat SemiBold" w:cs="Montserrat SemiBold"/>
                 <w:sz w:val="20"/>
@@ -439,25 +453,7 @@
                 <w:szCs w:val="20"/>
                 <w:lang w:val="ru-RU"/>
               </w:rPr>
-              <w:t>Кол</w:t>
-            </w:r>
-            <w:r>
-              <w:rPr>
-                <w:rFonts w:ascii="Montserrat SemiBold" w:eastAsia="Montserrat SemiBold" w:hAnsi="Montserrat SemiBold" w:cs="Montserrat SemiBold"/>
-                <w:sz w:val="20"/>
-                <w:szCs w:val="20"/>
-                <w:lang w:val="ru-RU"/>
-              </w:rPr>
-              <w:t xml:space="preserve">-во </w:t>
-            </w:r>
-            <w:r>
-              <w:rPr>
-                <w:rFonts w:ascii="Montserrat SemiBold" w:eastAsia="Montserrat SemiBold" w:hAnsi="Montserrat SemiBold" w:cs="Montserrat SemiBold"/>
-                <w:sz w:val="20"/>
-                <w:szCs w:val="20"/>
-                <w:lang w:val="ru-RU"/>
-              </w:rPr>
-              <w:t>, шт</w:t>
+              <w:t>Площадь</w:t>
             </w:r>
           </w:p>
         </w:tc>
@@ -470,6 +466,7 @@
             <w:pPr>
               <w:spacing w:after="0" w:line="234" w:lineRule="auto"/>
               <w:ind w:right="542"/>
+              <w:jc w:val="center"/>
               <w:rPr>
                 <w:rFonts w:ascii="Montserrat SemiBold" w:eastAsia="Montserrat SemiBold" w:hAnsi="Montserrat SemiBold" w:cs="Montserrat SemiBold"/>
                 <w:sz w:val="20"/>
@@ -743,13 +740,15 @@
               <w:jc w:val="center"/>
               <w:rPr>
                 <w:rFonts w:ascii="Montserrat Medium" w:eastAsia="Montserrat Medium" w:hAnsi="Montserrat Medium" w:cs="Montserrat Medium"/>
-              </w:rPr>
-            </w:pPr>
-            <w:r>
-              <w:rPr>
-                <w:rFonts w:ascii="Montserrat Medium" w:eastAsia="Montserrat Medium" w:hAnsi="Montserrat Medium" w:cs="Montserrat Medium"/>
-              </w:rPr>
-              <w:t>шт.</w:t>
+                <w:lang w:val="ru-RU"/>
+              </w:rPr>
+            </w:pPr>
+            <w:r>
+              <w:rPr>
+                <w:rFonts w:ascii="Montserrat Medium" w:eastAsia="Montserrat Medium" w:hAnsi="Montserrat Medium" w:cs="Montserrat Medium"/>
+                <w:lang w:val="ru-RU"/>
+              </w:rPr>
+              <w:t>м2</w:t>
             </w:r>
           </w:p>
         </w:tc>
@@ -894,6 +893,16 @@
         <w:spacing w:after="0" w:line="240" w:lineRule="auto"/>
         <w:rPr>
           <w:rFonts w:ascii="Montserrat Medium" w:eastAsia="Montserrat Medium" w:hAnsi="Montserrat Medium" w:cs="Montserrat Medium"/>
+          <w:lang w:val="ru-RU"/>
+        </w:rPr>
+      </w:pPr>
+    </w:p>
+    <w:p>
+      <w:pPr>
+        <w:widowControl w:val="0"/>
+        <w:spacing w:after="0" w:line="240" w:lineRule="auto"/>
+        <w:rPr>
+          <w:rFonts w:ascii="Montserrat Medium" w:eastAsia="Montserrat Medium" w:hAnsi="Montserrat Medium" w:cs="Montserrat Medium"/>
         </w:rPr>
       </w:pPr>
       <w:r>
@@ -907,7 +916,23 @@
           <w:rFonts w:ascii="Montserrat Medium" w:eastAsia="Montserrat Medium" w:hAnsi="Montserrat Medium" w:cs="Montserrat Medium"/>
           <w:lang w:val="en-US"/>
         </w:rPr>
-        <w:t>{{ srok }}</w:t>
+        <w:t xml:space="preserve">{{ </w:t>
+      </w:r>
+      <w:proofErr w:type="spellStart"/>
+      <w:r>
+        <w:rPr>
+          <w:rFonts w:ascii="Montserrat Medium" w:eastAsia="Montserrat Medium" w:hAnsi="Montserrat Medium" w:cs="Montserrat Medium"/>
+          <w:lang w:val="en-US"/>
+        </w:rPr>
+        <w:t>srok</w:t>
+      </w:r>
+      <w:proofErr w:type="spellEnd"/>
+      <w:r>
+        <w:rPr>
+          <w:rFonts w:ascii="Montserrat Medium" w:eastAsia="Montserrat Medium" w:hAnsi="Montserrat Medium" w:cs="Montserrat Medium"/>
+          <w:lang w:val="en-US"/>
+        </w:rPr>
+        <w:t xml:space="preserve"> }}</w:t>
       </w:r>
       <w:r>
         <w:rPr>
@@ -944,7 +969,25 @@
           <w:sz w:val="18"/>
           <w:szCs w:val="18"/>
         </w:rPr>
-        <w:t xml:space="preserve">КОНФИДЕНЦИАЛЬНО: Настоящий документ содержит информацию, принадлежащую компаниям ООО “Нацпро-Дизайн”   и  </w:t>
+        <w:t>КОНФИДЕНЦИАЛЬНО: Настоящий документ содержит информацию, принадлежащую компаниям ООО “</w:t>
+      </w:r>
+      <w:proofErr w:type="spellStart"/>
+      <w:r>
+        <w:rPr>
+          <w:rFonts w:ascii="Montserrat Medium" w:eastAsia="Montserrat Medium" w:hAnsi="Montserrat Medium" w:cs="Montserrat Medium"/>
+          <w:sz w:val="18"/>
+          <w:szCs w:val="18"/>
+        </w:rPr>
+        <w:t>Нацпро</w:t>
+      </w:r>
+      <w:proofErr w:type="spellEnd"/>
+      <w:r>
+        <w:rPr>
+          <w:rFonts w:ascii="Montserrat Medium" w:eastAsia="Montserrat Medium" w:hAnsi="Montserrat Medium" w:cs="Montserrat Medium"/>
+          <w:sz w:val="18"/>
+          <w:szCs w:val="18"/>
+        </w:rPr>
+        <w:t xml:space="preserve">-Дизайн”   и  </w:t>
       </w:r>
       <w:r>
         <w:rPr>

--- a/templates_docx/Шаблон 6 Фасад.docx
+++ b/templates_docx/Шаблон 6 Фасад.docx
@@ -182,12 +182,21 @@
                 <w:lang w:val="en-US"/>
               </w:rPr>
             </w:pPr>
+            <w:proofErr w:type="gramStart"/>
             <w:r>
               <w:rPr>
                 <w:rFonts w:ascii="Montserrat Medium" w:eastAsia="Montserrat Medium" w:hAnsi="Montserrat Medium" w:cs="Montserrat Medium"/>
                 <w:lang w:val="en-US"/>
               </w:rPr>
-              <w:t>{{ client }}</w:t>
+              <w:t>{{ client</w:t>
+            </w:r>
+            <w:proofErr w:type="gramEnd"/>
+            <w:r>
+              <w:rPr>
+                <w:rFonts w:ascii="Montserrat Medium" w:eastAsia="Montserrat Medium" w:hAnsi="Montserrat Medium" w:cs="Montserrat Medium"/>
+                <w:lang w:val="en-US"/>
+              </w:rPr>
+              <w:t xml:space="preserve"> }}</w:t>
             </w:r>
           </w:p>
           <w:p>
@@ -282,10 +291,11 @@
         <w:spacing w:after="0" w:line="240" w:lineRule="auto"/>
         <w:rPr>
           <w:rFonts w:ascii="Montserrat" w:eastAsia="Montserrat" w:hAnsi="Montserrat" w:cs="Montserrat"/>
-          <w:lang w:val="ru-RU"/>
+          <w:lang w:val="en-US"/>
         </w:rPr>
       </w:pPr>
       <w:bookmarkStart w:id="4" w:name="_Hlk222330588"/>
+      <w:proofErr w:type="gramStart"/>
       <w:r>
         <w:rPr>
           <w:rFonts w:ascii="Montserrat" w:eastAsia="Montserrat" w:hAnsi="Montserrat" w:cs="Montserrat"/>
@@ -298,8 +308,43 @@
           <w:rFonts w:ascii="Montserrat" w:eastAsia="Montserrat" w:hAnsi="Montserrat" w:cs="Montserrat"/>
           <w:lang w:val="en-US"/>
         </w:rPr>
-        <w:t>text</w:t>
-      </w:r>
+        <w:t>room</w:t>
+      </w:r>
+      <w:proofErr w:type="gramEnd"/>
+      <w:r>
+        <w:rPr>
+          <w:rFonts w:ascii="Montserrat" w:eastAsia="Montserrat" w:hAnsi="Montserrat" w:cs="Montserrat"/>
+          <w:lang w:val="en-US"/>
+        </w:rPr>
+        <w:t xml:space="preserve"> }}</w:t>
+      </w:r>
+    </w:p>
+    <w:p>
+      <w:pPr>
+        <w:spacing w:after="0" w:line="240" w:lineRule="auto"/>
+        <w:rPr>
+          <w:rFonts w:ascii="Montserrat" w:eastAsia="Montserrat" w:hAnsi="Montserrat" w:cs="Montserrat"/>
+          <w:lang w:val="en-US"/>
+        </w:rPr>
+      </w:pPr>
+    </w:p>
+    <w:p>
+      <w:pPr>
+        <w:spacing w:after="0" w:line="240" w:lineRule="auto"/>
+        <w:rPr>
+          <w:rFonts w:ascii="Montserrat" w:eastAsia="Montserrat" w:hAnsi="Montserrat" w:cs="Montserrat"/>
+          <w:lang w:val="en-US"/>
+        </w:rPr>
+      </w:pPr>
+      <w:proofErr w:type="gramStart"/>
+      <w:r>
+        <w:rPr>
+          <w:rFonts w:ascii="Montserrat" w:eastAsia="Montserrat" w:hAnsi="Montserrat" w:cs="Montserrat"/>
+          <w:lang w:val="en-US"/>
+        </w:rPr>
+        <w:t>{{ text</w:t>
+      </w:r>
+      <w:proofErr w:type="gramEnd"/>
       <w:r>
         <w:rPr>
           <w:rFonts w:ascii="Montserrat" w:eastAsia="Montserrat" w:hAnsi="Montserrat" w:cs="Montserrat"/>
@@ -832,12 +877,21 @@
                 <w:lang w:val="en-US"/>
               </w:rPr>
             </w:pPr>
+            <w:proofErr w:type="gramStart"/>
             <w:r>
               <w:rPr>
                 <w:rFonts w:ascii="Montserrat Medium" w:eastAsia="Montserrat Medium" w:hAnsi="Montserrat Medium" w:cs="Montserrat Medium"/>
                 <w:lang w:val="en-US"/>
               </w:rPr>
-              <w:t>{{ s }}</w:t>
+              <w:t>{{ s</w:t>
+            </w:r>
+            <w:proofErr w:type="gramEnd"/>
+            <w:r>
+              <w:rPr>
+                <w:rFonts w:ascii="Montserrat Medium" w:eastAsia="Montserrat Medium" w:hAnsi="Montserrat Medium" w:cs="Montserrat Medium"/>
+                <w:lang w:val="en-US"/>
+              </w:rPr>
+              <w:t xml:space="preserve"> }}</w:t>
             </w:r>
           </w:p>
           <w:p>
@@ -867,12 +921,21 @@
                 <w:lang w:val="en-US"/>
               </w:rPr>
             </w:pPr>
+            <w:proofErr w:type="gramStart"/>
             <w:r>
               <w:rPr>
                 <w:rFonts w:ascii="Montserrat Medium" w:eastAsia="Montserrat Medium" w:hAnsi="Montserrat Medium" w:cs="Montserrat Medium"/>
                 <w:lang w:val="en-US"/>
               </w:rPr>
-              <w:t>{{ price }}</w:t>
+              <w:t>{{ price</w:t>
+            </w:r>
+            <w:proofErr w:type="gramEnd"/>
+            <w:r>
+              <w:rPr>
+                <w:rFonts w:ascii="Montserrat Medium" w:eastAsia="Montserrat Medium" w:hAnsi="Montserrat Medium" w:cs="Montserrat Medium"/>
+                <w:lang w:val="en-US"/>
+              </w:rPr>
+              <w:t xml:space="preserve"> }}</w:t>
             </w:r>
           </w:p>
         </w:tc>
